--- a/制作ノート_25110_島村友士(福岡県の観光名所).docx
+++ b/制作ノート_25110_島村友士(福岡県の観光名所).docx
@@ -202,7 +202,7 @@
         <w:rPr>
           <w:rFonts w:ascii="ＭＳ Ｐ明朝" w:eastAsia="ＭＳ Ｐ明朝" w:hAnsi="ＭＳ Ｐ明朝"/>
         </w:rPr>
-        <w:t>：テーマの設定</w:t>
+        <w:t xml:space="preserve">：テーマの設定 </w:t>
       </w:r>
     </w:p>
     <w:p>
@@ -223,7 +223,7 @@
         <w:rPr>
           <w:rFonts w:ascii="ＭＳ Ｐ明朝" w:eastAsia="ＭＳ Ｐ明朝" w:hAnsi="ＭＳ Ｐ明朝"/>
         </w:rPr>
-        <w:t>：ターゲットの決定、サイト構成の検討、掲載する観光名所の選定・情報収集</w:t>
+        <w:t xml:space="preserve">：情報収集 </w:t>
       </w:r>
     </w:p>
     <w:p>
@@ -244,7 +244,7 @@
         <w:rPr>
           <w:rFonts w:ascii="ＭＳ Ｐ明朝" w:eastAsia="ＭＳ Ｐ明朝" w:hAnsi="ＭＳ Ｐ明朝"/>
         </w:rPr>
-        <w:t>：ワイヤーフレーム作成、デザイン案の制作、使用する素材の準備</w:t>
+        <w:t xml:space="preserve">：デザイン作成 </w:t>
       </w:r>
     </w:p>
     <w:p>
@@ -265,7 +265,7 @@
         <w:rPr>
           <w:rFonts w:ascii="ＭＳ Ｐ明朝" w:eastAsia="ＭＳ Ｐ明朝" w:hAnsi="ＭＳ Ｐ明朝"/>
         </w:rPr>
-        <w:t>：HTML・CSS・JavaScriptを用いたWebサイト制作</w:t>
+        <w:t xml:space="preserve">：Webサイト制作 </w:t>
       </w:r>
     </w:p>
     <w:p>
@@ -286,7 +286,7 @@
         <w:rPr>
           <w:rFonts w:ascii="ＭＳ Ｐ明朝" w:eastAsia="ＭＳ Ｐ明朝" w:hAnsi="ＭＳ Ｐ明朝"/>
         </w:rPr>
-        <w:t>：コンテンツの追加、レスポンシブ対応、デザインの調整</w:t>
+        <w:t xml:space="preserve">：ページの追加・修正 </w:t>
       </w:r>
     </w:p>
     <w:p>
@@ -307,7 +307,7 @@
         <w:rPr>
           <w:rFonts w:ascii="ＭＳ Ｐ明朝" w:eastAsia="ＭＳ Ｐ明朝" w:hAnsi="ＭＳ Ｐ明朝"/>
         </w:rPr>
-        <w:t>：動作確認、不具合の修正、サイト全体の改善</w:t>
+        <w:t xml:space="preserve">：動作確認・修正 </w:t>
       </w:r>
     </w:p>
     <w:p>
@@ -328,7 +328,7 @@
         <w:rPr>
           <w:rFonts w:ascii="ＭＳ Ｐ明朝" w:eastAsia="ＭＳ Ｐ明朝" w:hAnsi="ＭＳ Ｐ明朝"/>
         </w:rPr>
-        <w:t>：最終調整、発表資料の作成、プレゼンテーションの準備</w:t>
+        <w:t xml:space="preserve">：最終調整・発表準備 </w:t>
       </w:r>
     </w:p>
     <w:p>
@@ -349,7 +349,7 @@
         <w:rPr>
           <w:rFonts w:ascii="ＭＳ Ｐ明朝" w:eastAsia="ＭＳ Ｐ明朝" w:hAnsi="ＭＳ Ｐ明朝"/>
         </w:rPr>
-        <w:t>：Webサイトの提出・完成</w:t>
+        <w:t>：卒業ゼミ提出</w:t>
       </w:r>
     </w:p>
     <w:p>
